--- a/Resume - Charles Michael Cayno (ATS v2).docx
+++ b/Resume - Charles Michael Cayno (ATS v2).docx
@@ -52,7 +52,7 @@
         <w:spacing w:before="0" w:after="80"/>
       </w:pPr>
       <w:r>
-        <w:t>Results-driven Senior Power Supply Design Engineer with over 6 years of professional experience in the design, development, simulation, and validation of high-efficiency AC-DC and DC-DC power supply systems. Recognized expert in switch-mode power supply (SMPS) topologies, custom magnetic component design, high dv/dt &amp; thermal stress analysis, and EMI/EMC mitigation. Proven capability in digital power control, test automation with Python, global project execution (including US engineering assignment), conference paper authoring (PCIM), and product qualification under global regulatory standards (IEC, UL, FCC, CCC). Skilled in leading engineering projects, cross-functional collaboration, and mentoring technical teams.</w:t>
+        <w:t>Results-driven Senior Power Supply Design Engineer with over 6 years of professional experience in the design, development, simulation, and validation of high-efficiency AC-DC and DC-DC power supply systems. Recognized expert in switch-mode power supply (SMPS) topologies, custom magnetic component design, high dv/dt &amp; thermal stress analysis, and EMI/EMC mitigation. Proven capability in digital power control, automated multi-instrument testing across 20+ IC product families with Python, global project execution (including US engineering assignment), conference paper authoring (PCIM), and product qualification under global regulatory standards (IEC, UL, FCC, CCC). Skilled in leading engineering projects, cross-functional collaboration, and mentoring technical teams.</w:t>
       </w:r>
     </w:p>
     <w:p>
@@ -142,7 +142,7 @@
         <w:t xml:space="preserve">Test Automation &amp; Software: </w:t>
       </w:r>
       <w:r>
-        <w:t>Python 3 Automation Libraries, GUI Development, Test Automation (GPIB, VISA, Instrument Control), C/C++, MATLAB.</w:t>
+        <w:t>Python 3 Automation Libraries, GUI Development, Automated Multi-Instrument Testing Across 20+ IC Product Families, Test Automation (GPIB, VISA, Instrument Control), C/C++, MATLAB.</w:t>
       </w:r>
     </w:p>
     <w:p>
@@ -520,7 +520,7 @@
         <w:spacing w:before="0" w:after="50"/>
       </w:pPr>
       <w:r>
-        <w:t>Executed fabrication-assembly transfer evaluations and hardware validation for over 20 power IC products across InnoSwitch3, TinySwitch, and LYTSwitch families.</w:t>
+        <w:t>Executed fabrication-assembly transfer evaluations, hardware validation, and automated multi-instrument testing across 20+ IC product families (InnoSwitch3, TinySwitch, and LYTSwitch families).</w:t>
       </w:r>
     </w:p>
     <w:p>

--- a/Resume - Charles Michael Cayno (ATS v2).docx
+++ b/Resume - Charles Michael Cayno (ATS v2).docx
@@ -829,51 +829,6 @@
         <w:t>DOPL and FPGA Training</w:t>
       </w:r>
     </w:p>
-    <w:p>
-      <w:pPr>
-        <w:keepNext/>
-        <w:spacing w:before="200" w:after="60"/>
-      </w:pPr>
-      <w:r>
-        <w:rPr>
-          <w:rFonts w:ascii="Calibri" w:hAnsi="Calibri"/>
-          <w:b/>
-          <w:color w:val="003366"/>
-          <w:sz w:val="23"/>
-        </w:rPr>
-        <w:t>REFERENCES</w:t>
-      </w:r>
-    </w:p>
-    <w:p>
-      <w:pPr>
-        <w:pStyle w:val="ListBullet"/>
-        <w:spacing w:before="0" w:after="50"/>
-      </w:pPr>
-      <w:r>
-        <w:rPr>
-          <w:b/>
-        </w:rPr>
-        <w:t xml:space="preserve">Donnie Rey Saturno </w:t>
-      </w:r>
-      <w:r>
-        <w:t>— Senior Applications Engineering Manager (DonnieRey.Saturno@power.com)</w:t>
-      </w:r>
-    </w:p>
-    <w:p>
-      <w:pPr>
-        <w:pStyle w:val="ListBullet"/>
-        <w:spacing w:before="0" w:after="50"/>
-      </w:pPr>
-      <w:r>
-        <w:rPr>
-          <w:b/>
-        </w:rPr>
-        <w:t xml:space="preserve">Marvin Ralph Bautista </w:t>
-      </w:r>
-      <w:r>
-        <w:t>— Staff Engineer, New Product Definition (ralph.bautista@power.com)</w:t>
-      </w:r>
-    </w:p>
     <w:sectPr>
       <w:pgSz w:w="12240" w:h="15840"/>
       <w:pgMar w:top="1080" w:right="1080" w:bottom="1080" w:left="1080" w:header="720" w:footer="720" w:gutter="0"/>

--- a/Resume - Charles Michael Cayno (ATS v2).docx
+++ b/Resume - Charles Michael Cayno (ATS v2).docx
@@ -52,7 +52,7 @@
         <w:spacing w:before="0" w:after="80"/>
       </w:pPr>
       <w:r>
-        <w:t>Results-driven Senior Power Supply Design Engineer with over 6 years of professional experience in the design, development, simulation, and validation of high-efficiency AC-DC and DC-DC power supply systems. Recognized expert in switch-mode power supply (SMPS) topologies, custom magnetic component design, high dv/dt &amp; thermal stress analysis, and EMI/EMC mitigation. Proven capability in digital power control, automated multi-instrument testing across 20+ IC product families with Python, global project execution (including US engineering assignment), conference paper authoring (PCIM), and product qualification under global regulatory standards (IEC, UL, FCC, CCC). Skilled in leading engineering projects, cross-functional collaboration, and mentoring technical teams.</w:t>
+        <w:t>Results-driven Senior Power Supply Design Engineer with over 6 years of professional experience in the design, development, simulation, and validation of high-efficiency AC-DC and DC-DC power supply systems. Recognized expert in switch-mode power supply (SMPS) topologies, custom magnetic component design, high dv/dt &amp; thermal stress analysis, and EMI/EMC mitigation. Proven capability in digital power control, automated multi-instrument testing across 20+ IC product families with Python, global project execution (including US engineering assignment), conference paper authoring (PCIM), and product qualification under global regulatory standards. Skilled in leading engineering projects, cross-functional collaboration, and mentoring technical teams.</w:t>
       </w:r>
     </w:p>
     <w:p>

--- a/Resume - Charles Michael Cayno (ATS v2).docx
+++ b/Resume - Charles Michael Cayno (ATS v2).docx
@@ -217,7 +217,7 @@
         <w:spacing w:before="0" w:after="50"/>
       </w:pPr>
       <w:r>
-        <w:t>Lead the end-to-end design, topology selection, and hardware development of high-efficiency AC-DC and DC-DC power supply systems for smart home automation, high-voltage industrial, and smart lighting applications.</w:t>
+        <w:t>Lead the end-to-end design, topology selection, and hardware development of high-efficiency AC-DC and DC-DC power supply systems for smart home automation, high-voltage industrial, server auxiliary, and smart lighting applications.</w:t>
       </w:r>
     </w:p>
     <w:p>
@@ -254,6 +254,21 @@
       </w:pPr>
       <w:r>
         <w:t>Author technical papers, collaborate with cross-functional engineering teams, and mentor junior engineers in power electronics design and testing.</w:t>
+      </w:r>
+    </w:p>
+    <w:p>
+      <w:pPr>
+        <w:pStyle w:val="ListBullet"/>
+        <w:spacing w:before="0" w:after="50"/>
+      </w:pPr>
+      <w:r>
+        <w:rPr>
+          <w:b/>
+        </w:rPr>
+        <w:t xml:space="preserve">TST-326 / LHBA-155 (215W InnoMux2-1700V Server Auxiliary Power Supply): </w:t>
+      </w:r>
+      <w:r>
+        <w:t>Architected and evaluated a 215W peak (170W continuous) 48V/3.55A high-voltage power supply for server auxiliary applications operating from 700V–860V DC input using InnoMux2 1700V (IMX2353F). Designed custom PQ32/20 magnetics, executed secondary IC trim verification (IMX2353F-EW2E), developed specialized interposer test hardware with 3D-printed mounting fixtures, and built automated Python ATE test routines.</w:t>
       </w:r>
     </w:p>
     <w:p>

--- a/Resume - Charles Michael Cayno (ATS v2).docx
+++ b/Resume - Charles Michael Cayno (ATS v2).docx
@@ -265,10 +265,10 @@
         <w:rPr>
           <w:b/>
         </w:rPr>
-        <w:t xml:space="preserve">TST-326 / LHBA-155 (215W InnoMux2-1700V Server Auxiliary Power Supply): </w:t>
+        <w:t xml:space="preserve">High-Voltage Server Auxiliary Power Supply (215W / 1700V Integrated Switcher Architecture): </w:t>
       </w:r>
       <w:r>
-        <w:t>Architected and evaluated a 215W peak (170W continuous) 48V/3.55A high-voltage power supply for server auxiliary applications operating from 700V–860V DC input using InnoMux2 1700V (IMX2353F). Designed custom PQ32/20 magnetics, executed secondary IC trim verification (IMX2353F-EW2E), developed specialized interposer test hardware with 3D-printed mounting fixtures, and built automated Python ATE test routines.</w:t>
+        <w:t>Architected and evaluated a 215W peak (170W continuous) 48V/3.55A auxiliary power supply for data center and server power delivery architectures operating from a 700V–860V DC bus using a 1700V integrated power switcher IC. Designed custom PQ32/20 power magnetics, executed custom secondary IC trim configuration, developed specialized interposer test hardware with 3D-printed forced-air thermal mounting, and implemented automated Python ATE routines for efficiency and transient characterization.</w:t>
       </w:r>
     </w:p>
     <w:p>

--- a/Resume - Charles Michael Cayno (ATS v2).docx
+++ b/Resume - Charles Michael Cayno (ATS v2).docx
@@ -265,10 +265,10 @@
         <w:rPr>
           <w:b/>
         </w:rPr>
-        <w:t xml:space="preserve">High-Voltage Server Auxiliary Power Supply (215W / 1700V Integrated Switcher Architecture): </w:t>
+        <w:t xml:space="preserve">High-Voltage Server Auxiliary Power Supply (215W / 1700V Integrated Switcher Architecture) [Ongoing Design]: </w:t>
       </w:r>
       <w:r>
-        <w:t>Architected and evaluated a 215W peak (170W continuous) 48V/3.55A auxiliary power supply for data center and server power delivery architectures operating from a 700V–860V DC bus using a 1700V integrated power switcher IC. Designed custom PQ32/20 power magnetics, executed custom secondary IC trim configuration, developed specialized interposer test hardware with 3D-printed forced-air thermal mounting, and implemented automated Python ATE routines for efficiency and transient characterization.</w:t>
+        <w:t>Architecting and prototyping a 215W peak (170W continuous) 48V/3.55A auxiliary power supply for data center and server power delivery architectures operating from a 700V–860V DC bus using a 1700V integrated power switcher IC. Designed custom PQ32/20 power magnetics, executed custom secondary IC trim configuration, developing specialized interposer test hardware with 3D-printed forced-air thermal mounting, and building automated Python ATE test routines.</w:t>
       </w:r>
     </w:p>
     <w:p>

--- a/Resume - Charles Michael Cayno (ATS v2).docx
+++ b/Resume - Charles Michael Cayno (ATS v2).docx
@@ -52,7 +52,7 @@
         <w:spacing w:before="0" w:after="80"/>
       </w:pPr>
       <w:r>
-        <w:t>Results-driven Senior Power Supply Design Engineer with over 6 years of professional experience in the design, development, simulation, and validation of high-efficiency AC-DC and DC-DC power supply systems. Recognized expert in switch-mode power supply (SMPS) topologies, custom magnetic component design, high dv/dt &amp; thermal stress analysis, and EMI/EMC mitigation. Proven capability in digital power control, automated multi-instrument testing across 20+ IC product families with Python, global project execution (including US engineering assignment), conference paper authoring (PCIM), and product qualification under global regulatory standards. Skilled in leading engineering projects, cross-functional collaboration, and mentoring technical teams.</w:t>
+        <w:t>Results-driven Senior Power Supply Design Engineer with over 6 years of professional experience in the design, development, simulation, and validation of high-efficiency AC-DC and DC-DC power supply systems. Recognized expert in switch-mode power supply (SMPS) topologies, custom magnetic component design, high dv/dt &amp; thermal stress analysis, and EMI/EMC mitigation. Proven capability in digital power control, automated multi-instrument testing across 20+ power IC products with Python, global project execution (including US engineering assignment), conference paper authoring (PCIM), and product qualification under global regulatory standards. Skilled in leading engineering projects, cross-functional collaboration, and mentoring technical teams.</w:t>
       </w:r>
     </w:p>
     <w:p>
@@ -142,7 +142,7 @@
         <w:t xml:space="preserve">Test Automation &amp; Software: </w:t>
       </w:r>
       <w:r>
-        <w:t>Python 3 Automation Libraries, GUI Development, Automated Multi-Instrument Testing Across 20+ IC Product Families, Test Automation (GPIB, VISA, Instrument Control), C/C++, MATLAB.</w:t>
+        <w:t>Python 3 Automation Libraries, GUI Development, Automated Multi-Instrument Testing Across 20+ Power IC Products, Test Automation (GPIB, VISA, Instrument Control), C/C++, MATLAB.</w:t>
       </w:r>
     </w:p>
     <w:p>
@@ -535,7 +535,7 @@
         <w:spacing w:before="0" w:after="50"/>
       </w:pPr>
       <w:r>
-        <w:t>Executed fabrication-assembly transfer evaluations, hardware validation, and automated multi-instrument testing across 20+ IC product families (InnoSwitch3, TinySwitch, and LYTSwitch families).</w:t>
+        <w:t>Executed fabrication-assembly transfer evaluations, hardware validation, and automated multi-instrument testing across 20+ power IC products (spanning InnoSwitch, TinySwitch, LinkSwitch, and LYTSwitch families).</w:t>
       </w:r>
     </w:p>
     <w:p>
